--- a/מדריך-ראיון-ותמלול-שילוב-והכלה.docx
+++ b/מדריך-ראיון-ותמלול-שילוב-והכלה.docx
@@ -873,7 +873,7 @@
           <w:szCs w:val="24"/>
           <w:rtl/>
         </w:rPr>
-        <w:t xml:space="preserve">תאריך: ____________</w:t>
+        <w:t xml:space="preserve">תאריך: 20/6/2026</w:t>
       </w:r>
     </w:p>
     <w:p>
